--- a/paper/Mint_Review2.docx
+++ b/paper/Mint_Review2.docx
@@ -27,7 +27,7 @@
     </w:p>
     <w:p>
       <w:pPr>
-        <w:shd w:val="clear" w:color="auto" w:fill="D9EAD3"/>
+        <w:shd w:val="clear" w:color="auto" w:fill="D6E3BC" w:themeFill="accent3" w:themeFillTint="66"/>
         <w:spacing w:before="240" w:after="240" w:line="331" w:lineRule="auto"/>
         <w:rPr>
           <w:rFonts w:ascii="Times New Roman" w:eastAsia="Roboto" w:hAnsi="Times New Roman" w:cs="Times New Roman"/>
@@ -46,7 +46,7 @@
     </w:p>
     <w:p>
       <w:pPr>
-        <w:shd w:val="clear" w:color="auto" w:fill="D9EAD3"/>
+        <w:shd w:val="clear" w:color="auto" w:fill="D6E3BC" w:themeFill="accent3" w:themeFillTint="66"/>
         <w:spacing w:before="240" w:after="240" w:line="331" w:lineRule="auto"/>
         <w:rPr>
           <w:rFonts w:ascii="Times New Roman" w:eastAsia="Roboto" w:hAnsi="Times New Roman" w:cs="Times New Roman"/>
@@ -632,7 +632,7 @@
     </w:p>
     <w:p>
       <w:pPr>
-        <w:shd w:val="clear" w:color="auto" w:fill="FFF2CC"/>
+        <w:shd w:val="clear" w:color="auto" w:fill="D6E3BC" w:themeFill="accent3" w:themeFillTint="66"/>
         <w:spacing w:after="160"/>
         <w:rPr>
           <w:rFonts w:ascii="Times New Roman" w:eastAsia="Roboto" w:hAnsi="Times New Roman" w:cs="Times New Roman"/>
@@ -673,7 +673,7 @@
     </w:p>
     <w:p>
       <w:pPr>
-        <w:shd w:val="clear" w:color="auto" w:fill="FFF2CC"/>
+        <w:shd w:val="clear" w:color="auto" w:fill="D6E3BC" w:themeFill="accent3" w:themeFillTint="66"/>
         <w:spacing w:after="160"/>
         <w:rPr>
           <w:rFonts w:ascii="Times New Roman" w:eastAsia="Roboto" w:hAnsi="Times New Roman" w:cs="Times New Roman"/>
@@ -758,7 +758,7 @@
     </w:p>
     <w:p>
       <w:pPr>
-        <w:shd w:val="clear" w:color="auto" w:fill="FFF2CC"/>
+        <w:shd w:val="clear" w:color="auto" w:fill="D6E3BC" w:themeFill="accent3" w:themeFillTint="66"/>
         <w:spacing w:after="160"/>
         <w:rPr>
           <w:rFonts w:ascii="Times New Roman" w:eastAsia="Roboto" w:hAnsi="Times New Roman" w:cs="Times New Roman"/>
@@ -819,7 +819,7 @@
     </w:p>
     <w:p>
       <w:pPr>
-        <w:shd w:val="clear" w:color="auto" w:fill="FFF2CC"/>
+        <w:shd w:val="clear" w:color="auto" w:fill="D6E3BC" w:themeFill="accent3" w:themeFillTint="66"/>
         <w:spacing w:after="160"/>
         <w:rPr>
           <w:rFonts w:ascii="Times New Roman" w:eastAsia="Roboto" w:hAnsi="Times New Roman" w:cs="Times New Roman"/>
@@ -860,7 +860,7 @@
     </w:p>
     <w:p>
       <w:pPr>
-        <w:shd w:val="clear" w:color="auto" w:fill="FFF2CC"/>
+        <w:shd w:val="clear" w:color="auto" w:fill="D6E3BC" w:themeFill="accent3" w:themeFillTint="66"/>
         <w:spacing w:after="160"/>
         <w:rPr>
           <w:rFonts w:ascii="Times New Roman" w:eastAsia="Roboto" w:hAnsi="Times New Roman" w:cs="Times New Roman"/>
@@ -901,7 +901,7 @@
     </w:p>
     <w:p>
       <w:pPr>
-        <w:shd w:val="clear" w:color="auto" w:fill="FFF2CC"/>
+        <w:shd w:val="clear" w:color="auto" w:fill="D6E3BC" w:themeFill="accent3" w:themeFillTint="66"/>
         <w:spacing w:after="160"/>
         <w:rPr>
           <w:rFonts w:ascii="Times New Roman" w:eastAsia="Roboto" w:hAnsi="Times New Roman" w:cs="Times New Roman"/>
@@ -942,7 +942,7 @@
     </w:p>
     <w:p>
       <w:pPr>
-        <w:shd w:val="clear" w:color="auto" w:fill="FFF2CC"/>
+        <w:shd w:val="clear" w:color="auto" w:fill="D6E3BC" w:themeFill="accent3" w:themeFillTint="66"/>
         <w:spacing w:after="160"/>
         <w:rPr>
           <w:rFonts w:ascii="Times New Roman" w:eastAsia="Roboto" w:hAnsi="Times New Roman" w:cs="Times New Roman"/>
@@ -983,7 +983,7 @@
     </w:p>
     <w:p>
       <w:pPr>
-        <w:shd w:val="clear" w:color="auto" w:fill="FFF2CC"/>
+        <w:shd w:val="clear" w:color="auto" w:fill="D6E3BC" w:themeFill="accent3" w:themeFillTint="66"/>
         <w:spacing w:after="160"/>
         <w:rPr>
           <w:rFonts w:ascii="Times New Roman" w:eastAsia="Roboto" w:hAnsi="Times New Roman" w:cs="Times New Roman"/>
@@ -1024,7 +1024,7 @@
     </w:p>
     <w:p>
       <w:pPr>
-        <w:shd w:val="clear" w:color="auto" w:fill="FFF2CC"/>
+        <w:shd w:val="clear" w:color="auto" w:fill="D6E3BC" w:themeFill="accent3" w:themeFillTint="66"/>
         <w:spacing w:after="160"/>
         <w:rPr>
           <w:rFonts w:ascii="Times New Roman" w:eastAsia="Roboto" w:hAnsi="Times New Roman" w:cs="Times New Roman"/>
@@ -1065,7 +1065,7 @@
     </w:p>
     <w:p>
       <w:pPr>
-        <w:shd w:val="clear" w:color="auto" w:fill="FFF2CC"/>
+        <w:shd w:val="clear" w:color="auto" w:fill="D6E3BC" w:themeFill="accent3" w:themeFillTint="66"/>
         <w:spacing w:after="160"/>
         <w:rPr>
           <w:rFonts w:ascii="Times New Roman" w:eastAsia="Roboto" w:hAnsi="Times New Roman" w:cs="Times New Roman"/>
@@ -1103,17 +1103,6 @@
         </w:rPr>
         <w:t xml:space="preserve"> can be quantified…" </w:t>
       </w:r>
-    </w:p>
-    <w:p>
-      <w:pPr>
-        <w:shd w:val="clear" w:color="auto" w:fill="FFF2CC"/>
-        <w:rPr>
-          <w:rFonts w:ascii="Times New Roman" w:eastAsia="Roboto" w:hAnsi="Times New Roman" w:cs="Times New Roman"/>
-          <w:color w:val="242424"/>
-          <w:sz w:val="24"/>
-          <w:szCs w:val="24"/>
-        </w:rPr>
-      </w:pPr>
     </w:p>
     <w:p>
       <w:pPr>
@@ -1381,7 +1370,7 @@
     </w:p>
     <w:p>
       <w:pPr>
-        <w:shd w:val="clear" w:color="auto" w:fill="FBD4B4" w:themeFill="accent6" w:themeFillTint="66"/>
+        <w:shd w:val="clear" w:color="auto" w:fill="D6E3BC" w:themeFill="accent3" w:themeFillTint="66"/>
         <w:spacing w:after="160"/>
         <w:rPr>
           <w:rFonts w:ascii="Times New Roman" w:eastAsia="Roboto" w:hAnsi="Times New Roman" w:cs="Times New Roman"/>
@@ -1402,7 +1391,7 @@
     </w:p>
     <w:p>
       <w:pPr>
-        <w:shd w:val="clear" w:color="auto" w:fill="FBD4B4" w:themeFill="accent6" w:themeFillTint="66"/>
+        <w:shd w:val="clear" w:color="auto" w:fill="D6E3BC" w:themeFill="accent3" w:themeFillTint="66"/>
         <w:spacing w:after="160"/>
         <w:rPr>
           <w:rFonts w:ascii="Times New Roman" w:eastAsia="Roboto" w:hAnsi="Times New Roman" w:cs="Times New Roman"/>
@@ -1431,32 +1420,17 @@
         </w:rPr>
         <w:t xml:space="preserve">where the Mint and MAIA performed </w:t>
       </w:r>
-      <w:del w:id="0" w:author="Dominique Makowski" w:date="2026-09-29T15:33:00Z" w16du:dateUtc="2026-09-29T14:33:00Z">
-        <w:r>
-          <w:rPr>
-            <w:rFonts w:ascii="Times New Roman" w:eastAsia="Roboto" w:hAnsi="Times New Roman" w:cs="Times New Roman"/>
-            <w:b/>
-            <w:bCs/>
-            <w:color w:val="1A1A1A"/>
-            <w:sz w:val="24"/>
-            <w:szCs w:val="24"/>
-          </w:rPr>
-          <w:delText>equivalently when accounting for uncertainty in the estimates</w:delText>
-        </w:r>
-      </w:del>
-      <w:ins w:id="1" w:author="Dominique Makowski" w:date="2026-09-29T15:41:00Z" w16du:dateUtc="2026-09-29T14:41:00Z">
-        <w:r>
-          <w:rPr>
-            <w:rFonts w:ascii="Times New Roman" w:eastAsia="Roboto" w:hAnsi="Times New Roman" w:cs="Times New Roman"/>
-            <w:b/>
-            <w:bCs/>
-            <w:color w:val="1A1A1A"/>
-            <w:sz w:val="24"/>
-            <w:szCs w:val="24"/>
-          </w:rPr>
-          <w:t>comparatively</w:t>
-        </w:r>
-      </w:ins>
+      <w:r>
+        <w:rPr>
+          <w:rFonts w:ascii="Times New Roman" w:eastAsia="Roboto" w:hAnsi="Times New Roman" w:cs="Times New Roman"/>
+          <w:b/>
+          <w:bCs/>
+          <w:color w:val="1A1A1A"/>
+          <w:sz w:val="24"/>
+          <w:szCs w:val="24"/>
+        </w:rPr>
+        <w:t>comparatively</w:t>
+      </w:r>
       <w:r>
         <w:rPr>
           <w:rFonts w:ascii="Times New Roman" w:eastAsia="Roboto" w:hAnsi="Times New Roman" w:cs="Times New Roman"/>
@@ -1469,57 +1443,79 @@
     </w:p>
     <w:p>
       <w:pPr>
-        <w:shd w:val="clear" w:color="auto" w:fill="FBD4B4" w:themeFill="accent6" w:themeFillTint="66"/>
-        <w:rPr>
-          <w:del w:id="2" w:author="Dominique Makowski" w:date="2026-09-29T15:34:00Z" w16du:dateUtc="2026-09-29T14:34:00Z"/>
-          <w:rFonts w:ascii="Times New Roman" w:eastAsia="Roboto" w:hAnsi="Times New Roman" w:cs="Times New Roman"/>
-          <w:color w:val="242424"/>
-          <w:sz w:val="24"/>
-          <w:szCs w:val="24"/>
-        </w:rPr>
-      </w:pPr>
-      <w:del w:id="3" w:author="Dominique Makowski" w:date="2026-09-29T15:34:00Z" w16du:dateUtc="2026-09-29T14:34:00Z">
-        <w:r>
-          <w:rPr>
-            <w:rFonts w:ascii="Times New Roman" w:eastAsia="Roboto" w:hAnsi="Times New Roman" w:cs="Times New Roman"/>
-            <w:color w:val="1A1A1A"/>
-            <w:sz w:val="24"/>
-            <w:szCs w:val="24"/>
-          </w:rPr>
-          <w:delText xml:space="preserve">Figure 6 caption: "…performed better for mood disorders. </w:delText>
-        </w:r>
-        <w:r>
-          <w:rPr>
-            <w:rFonts w:ascii="Times New Roman" w:eastAsia="Roboto" w:hAnsi="Times New Roman" w:cs="Times New Roman"/>
-            <w:b/>
-            <w:bCs/>
-            <w:color w:val="1A1A1A"/>
-            <w:sz w:val="24"/>
-            <w:szCs w:val="24"/>
-          </w:rPr>
-          <w:delText>However, the Mint and MAIA performed equivalently for central sensitization when accounting for uncertainty in the estimates.</w:delText>
-        </w:r>
-        <w:r>
-          <w:rPr>
-            <w:rFonts w:ascii="Times New Roman" w:eastAsia="Roboto" w:hAnsi="Times New Roman" w:cs="Times New Roman"/>
-            <w:color w:val="1A1A1A"/>
-            <w:sz w:val="24"/>
-            <w:szCs w:val="24"/>
-          </w:rPr>
-          <w:delText xml:space="preserve">" </w:delText>
-        </w:r>
-      </w:del>
-      <w:ins w:id="4" w:author="Dominique Makowski" w:date="2026-09-29T15:41:00Z" w16du:dateUtc="2026-09-29T14:41:00Z">
-        <w:r>
-          <w:rPr>
-            <w:rFonts w:ascii="Times New Roman" w:eastAsia="Roboto" w:hAnsi="Times New Roman" w:cs="Times New Roman"/>
-            <w:color w:val="1A1A1A"/>
-            <w:sz w:val="24"/>
-            <w:szCs w:val="24"/>
-          </w:rPr>
-          <w:t xml:space="preserve"> -&gt; SAME</w:t>
-        </w:r>
-      </w:ins>
+        <w:shd w:val="clear" w:color="auto" w:fill="D6E3BC" w:themeFill="accent3" w:themeFillTint="66"/>
+        <w:rPr>
+          <w:del w:id="0" w:author="Dominique Makowski" w:date="2026-09-29T15:34:00Z" w16du:dateUtc="2026-09-29T14:34:00Z"/>
+          <w:rFonts w:ascii="Times New Roman" w:eastAsia="Roboto" w:hAnsi="Times New Roman" w:cs="Times New Roman"/>
+          <w:color w:val="242424"/>
+          <w:sz w:val="24"/>
+          <w:szCs w:val="24"/>
+        </w:rPr>
+      </w:pPr>
+      <w:r>
+        <w:rPr>
+          <w:rFonts w:ascii="Times New Roman" w:eastAsia="Roboto" w:hAnsi="Times New Roman" w:cs="Times New Roman"/>
+          <w:color w:val="1A1A1A"/>
+          <w:sz w:val="24"/>
+          <w:szCs w:val="24"/>
+        </w:rPr>
+        <w:t xml:space="preserve">Figure 6 caption: "…performed better for mood disorders. </w:t>
+      </w:r>
+      <w:r>
+        <w:rPr>
+          <w:rFonts w:ascii="Times New Roman" w:eastAsia="Roboto" w:hAnsi="Times New Roman" w:cs="Times New Roman"/>
+          <w:b/>
+          <w:bCs/>
+          <w:color w:val="1A1A1A"/>
+          <w:sz w:val="24"/>
+          <w:szCs w:val="24"/>
+        </w:rPr>
+        <w:t xml:space="preserve">However, the Mint and MAIA performed </w:t>
+      </w:r>
+      <w:r>
+        <w:rPr>
+          <w:rFonts w:ascii="Times New Roman" w:eastAsia="Roboto" w:hAnsi="Times New Roman" w:cs="Times New Roman"/>
+          <w:b/>
+          <w:bCs/>
+          <w:color w:val="1A1A1A"/>
+          <w:sz w:val="24"/>
+          <w:szCs w:val="24"/>
+        </w:rPr>
+        <w:t>comparatively</w:t>
+      </w:r>
+      <w:r>
+        <w:rPr>
+          <w:rFonts w:ascii="Times New Roman" w:eastAsia="Roboto" w:hAnsi="Times New Roman" w:cs="Times New Roman"/>
+          <w:b/>
+          <w:bCs/>
+          <w:color w:val="1A1A1A"/>
+          <w:sz w:val="24"/>
+          <w:szCs w:val="24"/>
+        </w:rPr>
+        <w:t xml:space="preserve"> </w:t>
+      </w:r>
+      <w:r>
+        <w:rPr>
+          <w:rFonts w:ascii="Times New Roman" w:eastAsia="Roboto" w:hAnsi="Times New Roman" w:cs="Times New Roman"/>
+          <w:b/>
+          <w:bCs/>
+          <w:color w:val="1A1A1A"/>
+          <w:sz w:val="24"/>
+          <w:szCs w:val="24"/>
+        </w:rPr>
+        <w:t>for central sensitization</w:t>
+      </w:r>
+      <w:r>
+        <w:rPr>
+          <w:rFonts w:ascii="Times New Roman" w:eastAsia="Roboto" w:hAnsi="Times New Roman" w:cs="Times New Roman"/>
+          <w:b/>
+          <w:bCs/>
+          <w:color w:val="1A1A1A"/>
+          <w:sz w:val="24"/>
+          <w:szCs w:val="24"/>
+        </w:rPr>
+        <w:t>.”</w:t>
+      </w:r>
     </w:p>
     <w:p>
       <w:pPr>
@@ -1588,7 +1584,17 @@
           <w:sz w:val="24"/>
           <w:szCs w:val="24"/>
         </w:rPr>
-        <w:t xml:space="preserve">Instead of the CIs, our previous response mentions, derives and includes a unique index of uncertainty, the SE, that we included in the figure, that in our opinion offers a more compact view of uncertainty and avoids bloating the figure legend (and the 2 indices are formally equivalent).  </w:t>
+        <w:t xml:space="preserve">Instead of the CIs, our previous response mentions, derives and includes a unique index of uncertainty, the SE, that we included in the figure, that in our opinion offers a more compact </w:t>
+      </w:r>
+      <w:r>
+        <w:rPr>
+          <w:rFonts w:ascii="Times New Roman" w:eastAsia="Roboto" w:hAnsi="Times New Roman" w:cs="Times New Roman"/>
+          <w:color w:val="242424"/>
+          <w:sz w:val="24"/>
+          <w:szCs w:val="24"/>
+        </w:rPr>
+        <w:lastRenderedPageBreak/>
+        <w:t xml:space="preserve">view of uncertainty and avoids bloating the figure legend (and the 2 indices are formally equivalent).  </w:t>
       </w:r>
     </w:p>
     <w:p>
@@ -1632,7 +1638,7 @@
     </w:p>
     <w:p>
       <w:pPr>
-        <w:shd w:val="clear" w:color="auto" w:fill="FFF2CC"/>
+        <w:shd w:val="clear" w:color="auto" w:fill="D6E3BC" w:themeFill="accent3" w:themeFillTint="66"/>
         <w:rPr>
           <w:rFonts w:ascii="Times New Roman" w:eastAsia="Roboto" w:hAnsi="Times New Roman" w:cs="Times New Roman"/>
           <w:color w:val="1A1A1A"/>
@@ -1692,38 +1698,49 @@
     </w:p>
     <w:p>
       <w:pPr>
-        <w:shd w:val="clear" w:color="auto" w:fill="FFF2CC"/>
-        <w:rPr>
-          <w:rFonts w:ascii="Times New Roman" w:eastAsia="Roboto" w:hAnsi="Times New Roman" w:cs="Times New Roman"/>
-          <w:color w:val="1A1A1A"/>
-          <w:sz w:val="24"/>
-          <w:szCs w:val="24"/>
-        </w:rPr>
-      </w:pPr>
-      <w:r>
-        <w:rPr>
-          <w:rFonts w:ascii="Times New Roman" w:eastAsia="Roboto" w:hAnsi="Times New Roman" w:cs="Times New Roman"/>
-          <w:noProof/>
+        <w:shd w:val="clear" w:color="auto" w:fill="D6E3BC" w:themeFill="accent3" w:themeFillTint="66"/>
+        <w:rPr>
+          <w:rFonts w:ascii="Times New Roman" w:eastAsia="Roboto" w:hAnsi="Times New Roman" w:cs="Times New Roman"/>
+          <w:color w:val="1A1A1A"/>
+          <w:sz w:val="24"/>
+          <w:szCs w:val="24"/>
+        </w:rPr>
+      </w:pPr>
+    </w:p>
+    <w:p>
+      <w:pPr>
+        <w:shd w:val="clear" w:color="auto" w:fill="D6E3BC" w:themeFill="accent3" w:themeFillTint="66"/>
+        <w:rPr>
+          <w:rFonts w:ascii="Times New Roman" w:eastAsia="Roboto" w:hAnsi="Times New Roman" w:cs="Times New Roman"/>
+          <w:color w:val="1A1A1A"/>
+          <w:sz w:val="24"/>
+          <w:szCs w:val="24"/>
+        </w:rPr>
+      </w:pPr>
+      <w:r>
+        <w:rPr>
+          <w:rFonts w:ascii="Times New Roman" w:eastAsia="Roboto" w:hAnsi="Times New Roman" w:cs="Times New Roman"/>
           <w:color w:val="1A1A1A"/>
           <w:sz w:val="24"/>
           <w:szCs w:val="24"/>
         </w:rPr>
         <w:drawing>
-          <wp:inline distT="114300" distB="114300" distL="114300" distR="114300" wp14:anchorId="251DA4D3" wp14:editId="7D48FB1B">
-            <wp:extent cx="5731200" cy="4559300"/>
-            <wp:effectExtent l="0" t="0" r="0" b="0"/>
-            <wp:docPr id="1" name="image1.png"/>
-            <wp:cNvGraphicFramePr/>
+          <wp:inline distT="0" distB="0" distL="0" distR="0" wp14:anchorId="540A0E8C" wp14:editId="3398FB8E">
+            <wp:extent cx="5733415" cy="4129405"/>
+            <wp:effectExtent l="0" t="0" r="635" b="4445"/>
+            <wp:docPr id="152601493" name="Picture 1"/>
+            <wp:cNvGraphicFramePr>
+              <a:graphicFrameLocks xmlns:a="http://schemas.openxmlformats.org/drawingml/2006/main" noChangeAspect="1"/>
+            </wp:cNvGraphicFramePr>
             <a:graphic xmlns:a="http://schemas.openxmlformats.org/drawingml/2006/main">
               <a:graphicData uri="http://schemas.openxmlformats.org/drawingml/2006/picture">
                 <pic:pic xmlns:pic="http://schemas.openxmlformats.org/drawingml/2006/picture">
                   <pic:nvPicPr>
-                    <pic:cNvPr id="0" name="image1.png"/>
-                    <pic:cNvPicPr preferRelativeResize="0"/>
+                    <pic:cNvPr id="152601493" name=""/>
+                    <pic:cNvPicPr/>
                   </pic:nvPicPr>
                   <pic:blipFill>
                     <a:blip r:embed="rId4"/>
-                    <a:srcRect/>
                     <a:stretch>
                       <a:fillRect/>
                     </a:stretch>
@@ -1731,12 +1748,11 @@
                   <pic:spPr>
                     <a:xfrm>
                       <a:off x="0" y="0"/>
-                      <a:ext cx="5731200" cy="4559300"/>
+                      <a:ext cx="5733415" cy="4129405"/>
                     </a:xfrm>
                     <a:prstGeom prst="rect">
                       <a:avLst/>
                     </a:prstGeom>
-                    <a:ln/>
                   </pic:spPr>
                 </pic:pic>
               </a:graphicData>
@@ -1747,7 +1763,7 @@
     </w:p>
     <w:p>
       <w:pPr>
-        <w:shd w:val="clear" w:color="auto" w:fill="FFF2CC"/>
+        <w:shd w:val="clear" w:color="auto" w:fill="D6E3BC" w:themeFill="accent3" w:themeFillTint="66"/>
         <w:rPr>
           <w:rFonts w:ascii="Times New Roman" w:eastAsia="Roboto" w:hAnsi="Times New Roman" w:cs="Times New Roman"/>
           <w:color w:val="1A1A1A"/>
@@ -1813,46 +1829,55 @@
           <w:sz w:val="24"/>
           <w:szCs w:val="24"/>
         </w:rPr>
+        <w:t>Comments to the Author</w:t>
+      </w:r>
+    </w:p>
+    <w:p>
+      <w:pPr>
+        <w:rPr>
+          <w:rFonts w:ascii="Times New Roman" w:eastAsia="Roboto" w:hAnsi="Times New Roman" w:cs="Times New Roman"/>
+          <w:sz w:val="24"/>
+          <w:szCs w:val="24"/>
+        </w:rPr>
+      </w:pPr>
+      <w:r>
+        <w:rPr>
+          <w:rFonts w:ascii="Times New Roman" w:eastAsia="Roboto" w:hAnsi="Times New Roman" w:cs="Times New Roman"/>
+          <w:color w:val="242424"/>
+          <w:sz w:val="24"/>
+          <w:szCs w:val="24"/>
+        </w:rPr>
+        <w:t xml:space="preserve">The authors present a series of studies that introduce the development and validation of the Multimodal Interoception Questionnaire (Mint scale) for measuring interoception. Strengths of the manuscript include the use of two samples to develop and validate the measure, and a strong focus on </w:t>
+      </w:r>
+      <w:proofErr w:type="spellStart"/>
+      <w:r>
+        <w:rPr>
+          <w:rFonts w:ascii="Times New Roman" w:eastAsia="Roboto" w:hAnsi="Times New Roman" w:cs="Times New Roman"/>
+          <w:color w:val="242424"/>
+          <w:sz w:val="24"/>
+          <w:szCs w:val="24"/>
+        </w:rPr>
+        <w:t>modeling</w:t>
+      </w:r>
+      <w:proofErr w:type="spellEnd"/>
+      <w:r>
+        <w:rPr>
+          <w:rFonts w:ascii="Times New Roman" w:eastAsia="Roboto" w:hAnsi="Times New Roman" w:cs="Times New Roman"/>
+          <w:color w:val="242424"/>
+          <w:sz w:val="24"/>
+          <w:szCs w:val="24"/>
+        </w:rPr>
+        <w:t xml:space="preserve"> the context and full range of modalities to extend and improve </w:t>
+      </w:r>
+      <w:r>
+        <w:rPr>
+          <w:rFonts w:ascii="Times New Roman" w:eastAsia="Roboto" w:hAnsi="Times New Roman" w:cs="Times New Roman"/>
+          <w:color w:val="242424"/>
+          <w:sz w:val="24"/>
+          <w:szCs w:val="24"/>
+        </w:rPr>
         <w:lastRenderedPageBreak/>
-        <w:t>Comments to the Author</w:t>
-      </w:r>
-    </w:p>
-    <w:p>
-      <w:pPr>
-        <w:rPr>
-          <w:rFonts w:ascii="Times New Roman" w:eastAsia="Roboto" w:hAnsi="Times New Roman" w:cs="Times New Roman"/>
-          <w:sz w:val="24"/>
-          <w:szCs w:val="24"/>
-        </w:rPr>
-      </w:pPr>
-      <w:r>
-        <w:rPr>
-          <w:rFonts w:ascii="Times New Roman" w:eastAsia="Roboto" w:hAnsi="Times New Roman" w:cs="Times New Roman"/>
-          <w:color w:val="242424"/>
-          <w:sz w:val="24"/>
-          <w:szCs w:val="24"/>
-        </w:rPr>
-        <w:t xml:space="preserve">The authors present a series of studies that introduce the development and validation of the Multimodal Interoception Questionnaire (Mint scale) for measuring interoception. Strengths of the manuscript include the use of two samples to develop and validate the measure, and a strong focus on </w:t>
-      </w:r>
-      <w:proofErr w:type="spellStart"/>
-      <w:r>
-        <w:rPr>
-          <w:rFonts w:ascii="Times New Roman" w:eastAsia="Roboto" w:hAnsi="Times New Roman" w:cs="Times New Roman"/>
-          <w:color w:val="242424"/>
-          <w:sz w:val="24"/>
-          <w:szCs w:val="24"/>
-        </w:rPr>
-        <w:t>modeling</w:t>
-      </w:r>
-      <w:proofErr w:type="spellEnd"/>
-      <w:r>
-        <w:rPr>
-          <w:rFonts w:ascii="Times New Roman" w:eastAsia="Roboto" w:hAnsi="Times New Roman" w:cs="Times New Roman"/>
-          <w:color w:val="242424"/>
-          <w:sz w:val="24"/>
-          <w:szCs w:val="24"/>
-        </w:rPr>
-        <w:t xml:space="preserve"> the context and full range of modalities to extend and improve upon existing interoception measures. The authors clearly invested considerable time responding to the Editor and Reviewers’ comments. My only minor comment is that some instances of boosterism language (e.g., “cutting-edge”) remain. Otherwise, I have no further comments or suggestions.</w:t>
+        <w:t>upon existing interoception measures. The authors clearly invested considerable time responding to the Editor and Reviewers’ comments. My only minor comment is that some instances of boosterism language (e.g., “cutting-edge”) remain. Otherwise, I have no further comments or suggestions.</w:t>
       </w:r>
       <w:r>
         <w:rPr>

--- a/paper/Mint_Review2.docx
+++ b/paper/Mint_Review2.docx
@@ -120,27 +120,7 @@
           <w:sz w:val="24"/>
           <w:szCs w:val="24"/>
         </w:rPr>
-        <w:t xml:space="preserve">As associate editor, my primary reservation involves the overall length of the submission. The paper contains a series of artificial breaks that would reduce the length if removed, but the text continues to exceed the </w:t>
-      </w:r>
-      <w:proofErr w:type="gramStart"/>
-      <w:r>
-        <w:rPr>
-          <w:rFonts w:ascii="Times New Roman" w:eastAsia="Roboto" w:hAnsi="Times New Roman" w:cs="Times New Roman"/>
-          <w:color w:val="242424"/>
-          <w:sz w:val="24"/>
-          <w:szCs w:val="24"/>
-        </w:rPr>
-        <w:t>30 page</w:t>
-      </w:r>
-      <w:proofErr w:type="gramEnd"/>
-      <w:r>
-        <w:rPr>
-          <w:rFonts w:ascii="Times New Roman" w:eastAsia="Roboto" w:hAnsi="Times New Roman" w:cs="Times New Roman"/>
-          <w:color w:val="242424"/>
-          <w:sz w:val="24"/>
-          <w:szCs w:val="24"/>
-        </w:rPr>
-        <w:t xml:space="preserve"> limit set in guidelines for ASSESSMENT (i.e., 30 pages of text excluding Title Page, Abstract, Tables, Figures, Footnotes and Reference list). While the submission is well written and the response to feedback provided in the initial round of reviews was excellent, portions of the text could be streamlined to bring the paper more in line with parameters set by the journal. </w:t>
+        <w:t xml:space="preserve">As associate editor, my primary reservation involves the overall length of the submission. The paper contains a series of artificial breaks that would reduce the length if removed, but the text continues to exceed the 30 page limit set in guidelines for ASSESSMENT (i.e., 30 pages of text excluding Title Page, Abstract, Tables, Figures, Footnotes and Reference list). While the submission is well written and the response to feedback provided in the initial round of reviews was excellent, portions of the text could be streamlined to bring the paper more in line with parameters set by the journal. </w:t>
       </w:r>
     </w:p>
     <w:p>
@@ -171,27 +151,7 @@
           <w:sz w:val="24"/>
           <w:szCs w:val="24"/>
         </w:rPr>
-        <w:t xml:space="preserve">We thank the associate editor for the acknowledgement and the positive feedback for our revised </w:t>
-      </w:r>
-      <w:proofErr w:type="gramStart"/>
-      <w:r>
-        <w:rPr>
-          <w:rFonts w:ascii="Times New Roman" w:eastAsia="Roboto" w:hAnsi="Times New Roman" w:cs="Times New Roman"/>
-          <w:color w:val="1A1A1A"/>
-          <w:sz w:val="24"/>
-          <w:szCs w:val="24"/>
-        </w:rPr>
-        <w:t>manuscript</w:t>
-      </w:r>
-      <w:proofErr w:type="gramEnd"/>
-      <w:r>
-        <w:rPr>
-          <w:rFonts w:ascii="Times New Roman" w:eastAsia="Roboto" w:hAnsi="Times New Roman" w:cs="Times New Roman"/>
-          <w:color w:val="1A1A1A"/>
-          <w:sz w:val="24"/>
-          <w:szCs w:val="24"/>
-        </w:rPr>
-        <w:t xml:space="preserve"> and we acknowledge the need </w:t>
+        <w:t xml:space="preserve">We thank the associate editor for the acknowledgement and the positive feedback for our revised manuscript and we acknowledge the need </w:t>
       </w:r>
       <w:r>
         <w:rPr>
@@ -209,17 +169,7 @@
           <w:sz w:val="24"/>
           <w:szCs w:val="24"/>
         </w:rPr>
-        <w:t xml:space="preserve">. </w:t>
-      </w:r>
-      <w:proofErr w:type="gramStart"/>
-      <w:r>
-        <w:rPr>
-          <w:rFonts w:ascii="Times New Roman" w:eastAsia="Roboto" w:hAnsi="Times New Roman" w:cs="Times New Roman"/>
-          <w:color w:val="1A1A1A"/>
-          <w:sz w:val="24"/>
-          <w:szCs w:val="24"/>
-        </w:rPr>
-        <w:t>In particular</w:t>
+        <w:t>. In particular</w:t>
       </w:r>
       <w:r>
         <w:rPr>
@@ -237,17 +187,7 @@
           <w:sz w:val="24"/>
           <w:szCs w:val="24"/>
         </w:rPr>
-        <w:t xml:space="preserve"> we</w:t>
-      </w:r>
-      <w:proofErr w:type="gramEnd"/>
-      <w:r>
-        <w:rPr>
-          <w:rFonts w:ascii="Times New Roman" w:eastAsia="Roboto" w:hAnsi="Times New Roman" w:cs="Times New Roman"/>
-          <w:color w:val="1A1A1A"/>
-          <w:sz w:val="24"/>
-          <w:szCs w:val="24"/>
-        </w:rPr>
-        <w:t xml:space="preserve"> have now removed artificial breaks throughout the revised manuscript and streamlined several sections. </w:t>
+        <w:t xml:space="preserve"> we have now removed artificial breaks throughout the revised manuscript and streamlined several sections. </w:t>
       </w:r>
     </w:p>
     <w:p>
@@ -561,7 +501,6 @@
         </w:rPr>
         <w:t xml:space="preserve">point to a worthwhile formal validation </w:t>
       </w:r>
-      <w:proofErr w:type="gramStart"/>
       <w:r>
         <w:rPr>
           <w:rFonts w:ascii="Times New Roman" w:eastAsia="Roboto" w:hAnsi="Times New Roman" w:cs="Times New Roman"/>
@@ -578,9 +517,8 @@
           <w:sz w:val="24"/>
           <w:szCs w:val="24"/>
         </w:rPr>
-        <w:t xml:space="preserve"> future</w:t>
-      </w:r>
-      <w:proofErr w:type="gramEnd"/>
+        <w:t>future</w:t>
+      </w:r>
       <w:r>
         <w:rPr>
           <w:rFonts w:ascii="Times New Roman" w:eastAsia="Roboto" w:hAnsi="Times New Roman" w:cs="Times New Roman"/>
@@ -648,27 +586,7 @@
           <w:sz w:val="24"/>
           <w:szCs w:val="24"/>
         </w:rPr>
-        <w:t xml:space="preserve">We believe we have now resolved this issue by reframing psychometric properties to the scores and not the </w:t>
-      </w:r>
-      <w:proofErr w:type="gramStart"/>
-      <w:r>
-        <w:rPr>
-          <w:rFonts w:ascii="Times New Roman" w:eastAsia="Roboto" w:hAnsi="Times New Roman" w:cs="Times New Roman"/>
-          <w:color w:val="1A1A1A"/>
-          <w:sz w:val="24"/>
-          <w:szCs w:val="24"/>
-        </w:rPr>
-        <w:t>scale in itself</w:t>
-      </w:r>
-      <w:proofErr w:type="gramEnd"/>
-      <w:r>
-        <w:rPr>
-          <w:rFonts w:ascii="Times New Roman" w:eastAsia="Roboto" w:hAnsi="Times New Roman" w:cs="Times New Roman"/>
-          <w:color w:val="1A1A1A"/>
-          <w:sz w:val="24"/>
-          <w:szCs w:val="24"/>
-        </w:rPr>
-        <w:t>. The following changes were made throughout the manuscript:</w:t>
+        <w:t>We believe we have now resolved this issue by reframing psychometric properties to the scores and not the scale in itself. The following changes were made throughout the manuscript:</w:t>
       </w:r>
     </w:p>
     <w:p>
@@ -689,62 +607,18 @@
           <w:sz w:val="24"/>
           <w:szCs w:val="24"/>
         </w:rPr>
-        <w:t xml:space="preserve">Line 132-133: </w:t>
-      </w:r>
-      <w:proofErr w:type="gramStart"/>
-      <w:r>
-        <w:rPr>
-          <w:rFonts w:ascii="Times New Roman" w:eastAsia="Roboto" w:hAnsi="Times New Roman" w:cs="Times New Roman"/>
-          <w:color w:val="1A1A1A"/>
-          <w:sz w:val="24"/>
-          <w:szCs w:val="24"/>
-        </w:rPr>
-        <w:t>“..</w:t>
-      </w:r>
-      <w:proofErr w:type="gramEnd"/>
-      <w:r>
-        <w:rPr>
-          <w:rFonts w:ascii="Times New Roman" w:eastAsia="Roboto" w:hAnsi="Times New Roman" w:cs="Times New Roman"/>
-          <w:color w:val="1A1A1A"/>
-          <w:sz w:val="24"/>
-          <w:szCs w:val="24"/>
-        </w:rPr>
-        <w:t xml:space="preserve">version of the Mint against the established interoception questionnaires, </w:t>
-      </w:r>
-      <w:r>
-        <w:rPr>
-          <w:rFonts w:ascii="Times New Roman" w:eastAsia="Roboto" w:hAnsi="Times New Roman" w:cs="Times New Roman"/>
-          <w:b/>
-          <w:bCs/>
-          <w:color w:val="1A1A1A"/>
-          <w:sz w:val="24"/>
-          <w:szCs w:val="24"/>
-        </w:rPr>
-        <w:t xml:space="preserve">demonstrating that Mint scores have a robust structure and predictive validity for a range of </w:t>
-      </w:r>
-      <w:proofErr w:type="gramStart"/>
-      <w:r>
-        <w:rPr>
-          <w:rFonts w:ascii="Times New Roman" w:eastAsia="Roboto" w:hAnsi="Times New Roman" w:cs="Times New Roman"/>
-          <w:b/>
-          <w:bCs/>
-          <w:color w:val="1A1A1A"/>
-          <w:sz w:val="24"/>
-          <w:szCs w:val="24"/>
-        </w:rPr>
-        <w:t>clinically-relevant</w:t>
-      </w:r>
-      <w:proofErr w:type="gramEnd"/>
-      <w:r>
-        <w:rPr>
-          <w:rFonts w:ascii="Times New Roman" w:eastAsia="Roboto" w:hAnsi="Times New Roman" w:cs="Times New Roman"/>
-          <w:b/>
-          <w:bCs/>
-          <w:color w:val="1A1A1A"/>
-          <w:sz w:val="24"/>
-          <w:szCs w:val="24"/>
-        </w:rPr>
-        <w:t xml:space="preserve"> outcomes</w:t>
+        <w:t xml:space="preserve">Line 132-133: “..version of the Mint against the established interoception questionnaires, </w:t>
+      </w:r>
+      <w:r>
+        <w:rPr>
+          <w:rFonts w:ascii="Times New Roman" w:eastAsia="Roboto" w:hAnsi="Times New Roman" w:cs="Times New Roman"/>
+          <w:b/>
+          <w:bCs/>
+          <w:color w:val="1A1A1A"/>
+          <w:sz w:val="24"/>
+          <w:szCs w:val="24"/>
+        </w:rPr>
+        <w:t>demonstrating that Mint scores have a robust structure and predictive validity for a range of clinically-relevant outcomes</w:t>
       </w:r>
       <w:r>
         <w:rPr>
@@ -1257,76 +1131,36 @@
           <w:sz w:val="24"/>
           <w:szCs w:val="24"/>
         </w:rPr>
-        <w:t xml:space="preserve">First, I would like to thank the authors for the revisions that they have made on this manuscript. I believe that the current manuscript is notably stronger and clearer than the initial version. </w:t>
-      </w:r>
-      <w:proofErr w:type="gramStart"/>
-      <w:r>
-        <w:rPr>
-          <w:rFonts w:ascii="Times New Roman" w:eastAsia="Roboto" w:hAnsi="Times New Roman" w:cs="Times New Roman"/>
-          <w:color w:val="242424"/>
-          <w:sz w:val="24"/>
-          <w:szCs w:val="24"/>
-        </w:rPr>
-        <w:t>In particular, I’m</w:t>
-      </w:r>
-      <w:proofErr w:type="gramEnd"/>
-      <w:r>
-        <w:rPr>
-          <w:rFonts w:ascii="Times New Roman" w:eastAsia="Roboto" w:hAnsi="Times New Roman" w:cs="Times New Roman"/>
-          <w:color w:val="242424"/>
-          <w:sz w:val="24"/>
-          <w:szCs w:val="24"/>
-        </w:rPr>
-        <w:t xml:space="preserve"> appreciative of the amount of effort the authors put into reanalysis based on my initial comments. In general, the authors have been quite responsive to my comments.</w:t>
-      </w:r>
-    </w:p>
-    <w:p>
-      <w:pPr>
-        <w:rPr>
-          <w:rFonts w:ascii="Times New Roman" w:eastAsia="Roboto" w:hAnsi="Times New Roman" w:cs="Times New Roman"/>
-          <w:color w:val="242424"/>
-          <w:sz w:val="24"/>
-          <w:szCs w:val="24"/>
-        </w:rPr>
-      </w:pPr>
-    </w:p>
-    <w:p>
-      <w:pPr>
-        <w:rPr>
-          <w:rFonts w:ascii="Times New Roman" w:eastAsia="Roboto" w:hAnsi="Times New Roman" w:cs="Times New Roman"/>
-          <w:color w:val="242424"/>
-          <w:sz w:val="24"/>
-          <w:szCs w:val="24"/>
-        </w:rPr>
-      </w:pPr>
-      <w:r>
-        <w:rPr>
-          <w:rFonts w:ascii="Times New Roman" w:eastAsia="Roboto" w:hAnsi="Times New Roman" w:cs="Times New Roman"/>
-          <w:color w:val="242424"/>
-          <w:sz w:val="24"/>
-          <w:szCs w:val="24"/>
-        </w:rPr>
-        <w:t xml:space="preserve">I do have two remaining (very) minor comments regarding the interpretations of the predictive performance of mental health outcomes (page 33) after the requested revisions. I also have one comment about the reporting of gender differences in response to my comment 7. I believe these comments can be addressed in the </w:t>
-      </w:r>
-      <w:proofErr w:type="gramStart"/>
-      <w:r>
-        <w:rPr>
-          <w:rFonts w:ascii="Times New Roman" w:eastAsia="Roboto" w:hAnsi="Times New Roman" w:cs="Times New Roman"/>
-          <w:color w:val="242424"/>
-          <w:sz w:val="24"/>
-          <w:szCs w:val="24"/>
-        </w:rPr>
-        <w:t>copy editing</w:t>
-      </w:r>
-      <w:proofErr w:type="gramEnd"/>
-      <w:r>
-        <w:rPr>
-          <w:rFonts w:ascii="Times New Roman" w:eastAsia="Roboto" w:hAnsi="Times New Roman" w:cs="Times New Roman"/>
-          <w:color w:val="242424"/>
-          <w:sz w:val="24"/>
-          <w:szCs w:val="24"/>
-        </w:rPr>
-        <w:t xml:space="preserve"> stage and do not require additional review.</w:t>
+        <w:t>First, I would like to thank the authors for the revisions that they have made on this manuscript. I believe that the current manuscript is notably stronger and clearer than the initial version. In particular, I’m appreciative of the amount of effort the authors put into reanalysis based on my initial comments. In general, the authors have been quite responsive to my comments.</w:t>
+      </w:r>
+    </w:p>
+    <w:p>
+      <w:pPr>
+        <w:rPr>
+          <w:rFonts w:ascii="Times New Roman" w:eastAsia="Roboto" w:hAnsi="Times New Roman" w:cs="Times New Roman"/>
+          <w:color w:val="242424"/>
+          <w:sz w:val="24"/>
+          <w:szCs w:val="24"/>
+        </w:rPr>
+      </w:pPr>
+    </w:p>
+    <w:p>
+      <w:pPr>
+        <w:rPr>
+          <w:rFonts w:ascii="Times New Roman" w:eastAsia="Roboto" w:hAnsi="Times New Roman" w:cs="Times New Roman"/>
+          <w:color w:val="242424"/>
+          <w:sz w:val="24"/>
+          <w:szCs w:val="24"/>
+        </w:rPr>
+      </w:pPr>
+      <w:r>
+        <w:rPr>
+          <w:rFonts w:ascii="Times New Roman" w:eastAsia="Roboto" w:hAnsi="Times New Roman" w:cs="Times New Roman"/>
+          <w:color w:val="242424"/>
+          <w:sz w:val="24"/>
+          <w:szCs w:val="24"/>
+        </w:rPr>
+        <w:t>I do have two remaining (very) minor comments regarding the interpretations of the predictive performance of mental health outcomes (page 33) after the requested revisions. I also have one comment about the reporting of gender differences in response to my comment 7. I believe these comments can be addressed in the copy editing stage and do not require additional review.</w:t>
       </w:r>
     </w:p>
     <w:p>
@@ -1534,27 +1368,7 @@
           <w:szCs w:val="24"/>
         </w:rPr>
         <w:br/>
-        <w:t xml:space="preserve">2. The figure in the updated draft does not include the CIs that are included in the figure present in the response to </w:t>
-      </w:r>
-      <w:proofErr w:type="gramStart"/>
-      <w:r>
-        <w:rPr>
-          <w:rFonts w:ascii="Times New Roman" w:eastAsia="Roboto" w:hAnsi="Times New Roman" w:cs="Times New Roman"/>
-          <w:color w:val="242424"/>
-          <w:sz w:val="24"/>
-          <w:szCs w:val="24"/>
-        </w:rPr>
-        <w:t>reviewers</w:t>
-      </w:r>
-      <w:proofErr w:type="gramEnd"/>
-      <w:r>
-        <w:rPr>
-          <w:rFonts w:ascii="Times New Roman" w:eastAsia="Roboto" w:hAnsi="Times New Roman" w:cs="Times New Roman"/>
-          <w:color w:val="242424"/>
-          <w:sz w:val="24"/>
-          <w:szCs w:val="24"/>
-        </w:rPr>
-        <w:t xml:space="preserve"> document. Please make sure that the updated figure 6 is in the final manuscript.</w:t>
+        <w:t>2. The figure in the updated draft does not include the CIs that are included in the figure present in the response to reviewers document. Please make sure that the updated figure 6 is in the final manuscript.</w:t>
       </w:r>
     </w:p>
     <w:p>
@@ -1653,27 +1467,7 @@
           <w:sz w:val="24"/>
           <w:szCs w:val="24"/>
         </w:rPr>
-        <w:t xml:space="preserve">We have now addressed this by adding the </w:t>
-      </w:r>
-      <w:proofErr w:type="gramStart"/>
-      <w:r>
-        <w:rPr>
-          <w:rFonts w:ascii="Times New Roman" w:eastAsia="Roboto" w:hAnsi="Times New Roman" w:cs="Times New Roman"/>
-          <w:color w:val="1A1A1A"/>
-          <w:sz w:val="24"/>
-          <w:szCs w:val="24"/>
-        </w:rPr>
-        <w:t>aforementioned statistics</w:t>
-      </w:r>
-      <w:proofErr w:type="gramEnd"/>
-      <w:r>
-        <w:rPr>
-          <w:rFonts w:ascii="Times New Roman" w:eastAsia="Roboto" w:hAnsi="Times New Roman" w:cs="Times New Roman"/>
-          <w:color w:val="1A1A1A"/>
-          <w:sz w:val="24"/>
-          <w:szCs w:val="24"/>
-        </w:rPr>
-        <w:t xml:space="preserve"> to Figure 7. For each of the 14 Mint clusters, the figure now reports mean scores and standard deviations separately by gender, alongside independent-samples Welch's t-test statistics in the form t(</w:t>
+        <w:t>We have now addressed this by adding the aforementioned statistics to Figure 7. For each of the 14 Mint clusters, the figure now reports mean scores and standard deviations separately by gender, alongside independent-samples Welch's t-test statistics in the form t(</w:t>
       </w:r>
       <w:proofErr w:type="spellStart"/>
       <w:r>
@@ -1720,6 +1514,7 @@
       <w:r>
         <w:rPr>
           <w:rFonts w:ascii="Times New Roman" w:eastAsia="Roboto" w:hAnsi="Times New Roman" w:cs="Times New Roman"/>
+          <w:noProof/>
           <w:color w:val="1A1A1A"/>
           <w:sz w:val="24"/>
           <w:szCs w:val="24"/>
@@ -2018,40 +1813,18 @@
           <w:sz w:val="24"/>
           <w:szCs w:val="24"/>
         </w:rPr>
-        <w:t>Line 235: "…using Unique Variable Analysis (UVA, Christensen et al., 2023</w:t>
-      </w:r>
-      <w:proofErr w:type="gramStart"/>
-      <w:r>
-        <w:rPr>
-          <w:rFonts w:ascii="Times New Roman" w:eastAsia="Roboto" w:hAnsi="Times New Roman" w:cs="Times New Roman"/>
-          <w:color w:val="1A1A1A"/>
-          <w:sz w:val="24"/>
-          <w:szCs w:val="24"/>
-        </w:rPr>
-        <w:t xml:space="preserve">),  </w:t>
-      </w:r>
-      <w:r>
-        <w:rPr>
-          <w:rFonts w:ascii="Times New Roman" w:eastAsia="Roboto" w:hAnsi="Times New Roman" w:cs="Times New Roman"/>
-          <w:b/>
-          <w:bCs/>
-          <w:color w:val="1A1A1A"/>
-          <w:sz w:val="24"/>
-          <w:szCs w:val="24"/>
-        </w:rPr>
-        <w:t>a</w:t>
-      </w:r>
-      <w:proofErr w:type="gramEnd"/>
-      <w:r>
-        <w:rPr>
-          <w:rFonts w:ascii="Times New Roman" w:eastAsia="Roboto" w:hAnsi="Times New Roman" w:cs="Times New Roman"/>
-          <w:b/>
-          <w:bCs/>
-          <w:color w:val="1A1A1A"/>
-          <w:sz w:val="24"/>
-          <w:szCs w:val="24"/>
-        </w:rPr>
-        <w:t xml:space="preserve"> principled method</w:t>
+        <w:t xml:space="preserve">Line 235: "…using Unique Variable Analysis (UVA, Christensen et al., 2023),  </w:t>
+      </w:r>
+      <w:r>
+        <w:rPr>
+          <w:rFonts w:ascii="Times New Roman" w:eastAsia="Roboto" w:hAnsi="Times New Roman" w:cs="Times New Roman"/>
+          <w:b/>
+          <w:bCs/>
+          <w:color w:val="1A1A1A"/>
+          <w:sz w:val="24"/>
+          <w:szCs w:val="24"/>
+        </w:rPr>
+        <w:t>a principled method</w:t>
       </w:r>
       <w:r>
         <w:rPr>
@@ -2142,27 +1915,7 @@
           <w:sz w:val="24"/>
           <w:szCs w:val="24"/>
         </w:rPr>
-        <w:t xml:space="preserve">Abstract: </w:t>
-      </w:r>
-      <w:proofErr w:type="gramStart"/>
-      <w:r>
-        <w:rPr>
-          <w:rFonts w:ascii="Times New Roman" w:eastAsia="Roboto" w:hAnsi="Times New Roman" w:cs="Times New Roman"/>
-          <w:color w:val="1A1A1A"/>
-          <w:sz w:val="24"/>
-          <w:szCs w:val="24"/>
-        </w:rPr>
-        <w:t>“..</w:t>
-      </w:r>
-      <w:proofErr w:type="gramEnd"/>
-      <w:r>
-        <w:rPr>
-          <w:rFonts w:ascii="Times New Roman" w:eastAsia="Roboto" w:hAnsi="Times New Roman" w:cs="Times New Roman"/>
-          <w:color w:val="1A1A1A"/>
-          <w:sz w:val="24"/>
-          <w:szCs w:val="24"/>
-        </w:rPr>
-        <w:t>we further assessed the</w:t>
+        <w:t>Abstract: “..we further assessed the</w:t>
       </w:r>
       <w:r>
         <w:rPr>

--- a/paper/Mint_Review2.docx
+++ b/paper/Mint_Review2.docx
@@ -343,7 +343,25 @@
           <w:sz w:val="24"/>
           <w:szCs w:val="24"/>
         </w:rPr>
-        <w:t xml:space="preserve">We have now addressed this (see lines 71-76). </w:t>
+        <w:t>We have now addressed this (see lines 7</w:t>
+      </w:r>
+      <w:r>
+        <w:rPr>
+          <w:rFonts w:ascii="Times New Roman" w:eastAsia="Roboto" w:hAnsi="Times New Roman" w:cs="Times New Roman"/>
+          <w:color w:val="242424"/>
+          <w:sz w:val="24"/>
+          <w:szCs w:val="24"/>
+        </w:rPr>
+        <w:t>1</w:t>
+      </w:r>
+      <w:r>
+        <w:rPr>
+          <w:rFonts w:ascii="Times New Roman" w:eastAsia="Roboto" w:hAnsi="Times New Roman" w:cs="Times New Roman"/>
+          <w:color w:val="242424"/>
+          <w:sz w:val="24"/>
+          <w:szCs w:val="24"/>
+        </w:rPr>
+        <w:t xml:space="preserve">-76). </w:t>
       </w:r>
     </w:p>
     <w:p>
@@ -1467,27 +1485,7 @@
           <w:sz w:val="24"/>
           <w:szCs w:val="24"/>
         </w:rPr>
-        <w:t>We have now addressed this by adding the aforementioned statistics to Figure 7. For each of the 14 Mint clusters, the figure now reports mean scores and standard deviations separately by gender, alongside independent-samples Welch's t-test statistics in the form t(</w:t>
-      </w:r>
-      <w:proofErr w:type="spellStart"/>
-      <w:r>
-        <w:rPr>
-          <w:rFonts w:ascii="Times New Roman" w:eastAsia="Roboto" w:hAnsi="Times New Roman" w:cs="Times New Roman"/>
-          <w:color w:val="1A1A1A"/>
-          <w:sz w:val="24"/>
-          <w:szCs w:val="24"/>
-        </w:rPr>
-        <w:t>df</w:t>
-      </w:r>
-      <w:proofErr w:type="spellEnd"/>
-      <w:r>
-        <w:rPr>
-          <w:rFonts w:ascii="Times New Roman" w:eastAsia="Roboto" w:hAnsi="Times New Roman" w:cs="Times New Roman"/>
-          <w:color w:val="1A1A1A"/>
-          <w:sz w:val="24"/>
-          <w:szCs w:val="24"/>
-        </w:rPr>
-        <w:t xml:space="preserve">), exact p-values, and Cohen's d effect sizes. </w:t>
+        <w:t xml:space="preserve">We have now addressed this by adding the aforementioned statistics to Figure 7. For each of the 14 Mint clusters, the figure now reports mean scores and standard deviations separately by gender, alongside independent-samples Welch's t-test statistics in the form t(df), exact p-values, and Cohen's d effect sizes. </w:t>
       </w:r>
     </w:p>
     <w:p>
@@ -1642,27 +1640,7 @@
           <w:sz w:val="24"/>
           <w:szCs w:val="24"/>
         </w:rPr>
-        <w:t xml:space="preserve">The authors present a series of studies that introduce the development and validation of the Multimodal Interoception Questionnaire (Mint scale) for measuring interoception. Strengths of the manuscript include the use of two samples to develop and validate the measure, and a strong focus on </w:t>
-      </w:r>
-      <w:proofErr w:type="spellStart"/>
-      <w:r>
-        <w:rPr>
-          <w:rFonts w:ascii="Times New Roman" w:eastAsia="Roboto" w:hAnsi="Times New Roman" w:cs="Times New Roman"/>
-          <w:color w:val="242424"/>
-          <w:sz w:val="24"/>
-          <w:szCs w:val="24"/>
-        </w:rPr>
-        <w:t>modeling</w:t>
-      </w:r>
-      <w:proofErr w:type="spellEnd"/>
-      <w:r>
-        <w:rPr>
-          <w:rFonts w:ascii="Times New Roman" w:eastAsia="Roboto" w:hAnsi="Times New Roman" w:cs="Times New Roman"/>
-          <w:color w:val="242424"/>
-          <w:sz w:val="24"/>
-          <w:szCs w:val="24"/>
-        </w:rPr>
-        <w:t xml:space="preserve"> the context and full range of modalities to extend and improve </w:t>
+        <w:t xml:space="preserve">The authors present a series of studies that introduce the development and validation of the Multimodal Interoception Questionnaire (Mint scale) for measuring interoception. Strengths of the manuscript include the use of two samples to develop and validate the measure, and a strong focus on modeling the context and full range of modalities to extend and improve </w:t>
       </w:r>
       <w:r>
         <w:rPr>
@@ -1895,47 +1873,6 @@
           <w:szCs w:val="24"/>
         </w:rPr>
         <w:t xml:space="preserve"> into self-reported interoception…" </w:t>
-      </w:r>
-    </w:p>
-    <w:p>
-      <w:pPr>
-        <w:shd w:val="clear" w:color="auto" w:fill="D6E3BC" w:themeFill="accent3" w:themeFillTint="66"/>
-        <w:spacing w:after="160"/>
-        <w:rPr>
-          <w:rFonts w:ascii="Times New Roman" w:eastAsia="Roboto" w:hAnsi="Times New Roman" w:cs="Times New Roman"/>
-          <w:color w:val="1A1A1A"/>
-          <w:sz w:val="24"/>
-          <w:szCs w:val="24"/>
-        </w:rPr>
-      </w:pPr>
-      <w:r>
-        <w:rPr>
-          <w:rFonts w:ascii="Times New Roman" w:eastAsia="Roboto" w:hAnsi="Times New Roman" w:cs="Times New Roman"/>
-          <w:color w:val="1A1A1A"/>
-          <w:sz w:val="24"/>
-          <w:szCs w:val="24"/>
-        </w:rPr>
-        <w:t>Abstract: “..we further assessed the</w:t>
-      </w:r>
-      <w:r>
-        <w:rPr>
-          <w:rFonts w:ascii="Times New Roman" w:eastAsia="Roboto" w:hAnsi="Times New Roman" w:cs="Times New Roman"/>
-          <w:b/>
-          <w:bCs/>
-          <w:color w:val="1A1A1A"/>
-          <w:sz w:val="24"/>
-          <w:szCs w:val="24"/>
-        </w:rPr>
-        <w:t xml:space="preserve"> structure of the Mint in an independent sample.</w:t>
-      </w:r>
-      <w:r>
-        <w:rPr>
-          <w:rFonts w:ascii="Times New Roman" w:eastAsia="Roboto" w:hAnsi="Times New Roman" w:cs="Times New Roman"/>
-          <w:color w:val="1A1A1A"/>
-          <w:sz w:val="24"/>
-          <w:szCs w:val="24"/>
-        </w:rPr>
-        <w:t>..”</w:t>
       </w:r>
     </w:p>
     <w:p>
